--- a/docs/Volume_I_System_Design_and_Architecture.docx
+++ b/docs/Volume_I_System_Design_and_Architecture.docx
@@ -3324,6 +3324,39 @@
         <w:t>**Step 4 — Run App:** `python3 src/main.py` (launches Flet dashboard with background pipeline running GRU inference, Autopilot triggers, Whitelist process suspensions, and event logs).</w:t>
       </w:r>
     </w:p>
+    <w:p>
+      <w:pPr>
+        <w:pStyle w:val="Heading2"/>
+      </w:pPr>
+      <w:r>
+        <w:rPr>
+          <w:rFonts w:ascii="Arial" w:hAnsi="Arial"/>
+          <w:b/>
+          <w:sz w:val="26"/>
+        </w:rPr>
+        <w:t>Decoupled IPC Background Daemon &amp; Universal App Icon Architecture</w:t>
+      </w:r>
+    </w:p>
+    <w:p>
+      <w:pPr/>
+      <w:r>
+        <w:rPr>
+          <w:rFonts w:ascii="Arial" w:hAnsi="Arial"/>
+          <w:sz w:val="22"/>
+        </w:rPr>
+        <w:t>To ensure that the System Resource Optimizer (SRO) performs its core telemetry collection and AI-driven process mitigation operations with zero GUI dependencies, the system architecture has been refactored into a decoupled client-server structure. The core monitoring loops, PyTorch/ONNX inference pipelines, and CPU/Memory action engines run continuously inside a silent background daemon named SystemResourceOptimizerService.</w:t>
+      </w:r>
+    </w:p>
+    <w:p>
+      <w:pPr/>
+      <w:r>
+        <w:rPr>
+          <w:rFonts w:ascii="Arial" w:hAnsi="Arial"/>
+          <w:sz w:val="22"/>
+        </w:rPr>
+        <w:t>Additionally, the application utilizes a custom-designed, modern, flat-vector logo representing an optimization circular arrow surrounding a central microchip core, rendered with a vibrant emerald-green to electric-blue gradient. The design is integrated natively in high-resolution PNG, vector SVG, compiled macOS .icns, and Windows multi-resolution .ico formats, ensuring visual brand consistency across both operating systems.</w:t>
+      </w:r>
+    </w:p>
     <w:sectPr>
       <w:pgSz w:w="12240" w:h="15840"/>
       <w:pgMar w:top="1440" w:right="1440" w:bottom="1440" w:left="1440" w:header="720" w:footer="720" w:gutter="0"/>
